--- a/entregables/peru-en-la-era-digital.docx
+++ b/entregables/peru-en-la-era-digital.docx
@@ -1812,6 +1812,193 @@
           <w:color w:val="D91023"/>
           <w:sz w:val="26"/>
         </w:rPr>
+        <w:t>Hoja de ruta · 100 primeros días</w:t>
+      </w:r>
+    </w:p>
+    <w:p>
+      <w:pPr>
+        <w:pStyle w:val="ListBullet"/>
+      </w:pPr>
+      <w:r>
+        <w:rPr>
+          <w:rFonts w:ascii="Calibri" w:hAnsi="Calibri"/>
+          <w:b w:val="0"/>
+          <w:i w:val="0"/>
+          <w:color w:val="1A2238"/>
+          <w:sz w:val="21"/>
+        </w:rPr>
+        <w:t>Crear e instalar la Comisión Multisectorial "Perú en la Era Digital al 2050", espacio de gobernanza de alto nivel con PCM, CEPLAN, MTC, MINEDU, MINSA, PRODUCE, MEF, RENIEC, academia, sector privado y sociedad civil</w:t>
+      </w:r>
+      <w:r>
+        <w:rPr>
+          <w:rFonts w:ascii="Calibri" w:hAnsi="Calibri"/>
+          <w:b w:val="0"/>
+          <w:i/>
+          <w:color w:val="B8840E"/>
+          <w:sz w:val="17"/>
+        </w:rPr>
+        <w:t xml:space="preserve">  [institucional]</w:t>
+      </w:r>
+    </w:p>
+    <w:p>
+      <w:pPr>
+        <w:pStyle w:val="ListBullet"/>
+      </w:pPr>
+      <w:r>
+        <w:rPr>
+          <w:rFonts w:ascii="Calibri" w:hAnsi="Calibri"/>
+          <w:b w:val="0"/>
+          <w:i w:val="0"/>
+          <w:color w:val="1A2238"/>
+          <w:sz w:val="21"/>
+        </w:rPr>
+        <w:t>Aprobar una hoja de ruta preliminar de Era Digital 2050 que defina visión, ejes, indicadores, responsabilidades, metas 2030-2040-2050 y cartera de iniciativas estratégicas</w:t>
+      </w:r>
+      <w:r>
+        <w:rPr>
+          <w:rFonts w:ascii="Calibri" w:hAnsi="Calibri"/>
+          <w:b w:val="0"/>
+          <w:i/>
+          <w:color w:val="B8840E"/>
+          <w:sz w:val="17"/>
+        </w:rPr>
+        <w:t xml:space="preserve">  [programa]</w:t>
+      </w:r>
+    </w:p>
+    <w:p>
+      <w:pPr>
+        <w:pStyle w:val="ListBullet"/>
+      </w:pPr>
+      <w:r>
+        <w:rPr>
+          <w:rFonts w:ascii="Calibri" w:hAnsi="Calibri"/>
+          <w:b w:val="0"/>
+          <w:i w:val="0"/>
+          <w:color w:val="1A2238"/>
+          <w:sz w:val="21"/>
+        </w:rPr>
+        <w:t>Levantar el mapa nacional de brechas digitales críticas, identificando brechas de conectividad, competencias, servicios públicos, datos, ciberseguridad y adopción digital productiva por región</w:t>
+      </w:r>
+      <w:r>
+        <w:rPr>
+          <w:rFonts w:ascii="Calibri" w:hAnsi="Calibri"/>
+          <w:b w:val="0"/>
+          <w:i/>
+          <w:color w:val="B8840E"/>
+          <w:sz w:val="17"/>
+        </w:rPr>
+        <w:t xml:space="preserve">  [institucional]</w:t>
+      </w:r>
+    </w:p>
+    <w:p>
+      <w:pPr>
+        <w:pStyle w:val="ListBullet"/>
+      </w:pPr>
+      <w:r>
+        <w:rPr>
+          <w:rFonts w:ascii="Calibri" w:hAnsi="Calibri"/>
+          <w:b w:val="0"/>
+          <w:i w:val="0"/>
+          <w:color w:val="1A2238"/>
+          <w:sz w:val="21"/>
+        </w:rPr>
+        <w:t>Seleccionar 10 servicios públicos digitales críticos de alto impacto ciudadano para convertirlos en servicios digitales de extremo a extremo</w:t>
+      </w:r>
+      <w:r>
+        <w:rPr>
+          <w:rFonts w:ascii="Calibri" w:hAnsi="Calibri"/>
+          <w:b w:val="0"/>
+          <w:i/>
+          <w:color w:val="B8840E"/>
+          <w:sz w:val="17"/>
+        </w:rPr>
+        <w:t xml:space="preserve">  [programa]</w:t>
+      </w:r>
+    </w:p>
+    <w:p>
+      <w:pPr>
+        <w:pStyle w:val="ListBullet"/>
+      </w:pPr>
+      <w:r>
+        <w:rPr>
+          <w:rFonts w:ascii="Calibri" w:hAnsi="Calibri"/>
+          <w:b w:val="0"/>
+          <w:i w:val="0"/>
+          <w:color w:val="1A2238"/>
+          <w:sz w:val="21"/>
+        </w:rPr>
+        <w:t>Lanzar pilotos de alfabetización en IA y ciudadanía digital en colegios, institutos, universidades, centros de empleo y comunidades vulnerables</w:t>
+      </w:r>
+      <w:r>
+        <w:rPr>
+          <w:rFonts w:ascii="Calibri" w:hAnsi="Calibri"/>
+          <w:b w:val="0"/>
+          <w:i/>
+          <w:color w:val="B8840E"/>
+          <w:sz w:val="17"/>
+        </w:rPr>
+        <w:t xml:space="preserve">  [programa]</w:t>
+      </w:r>
+    </w:p>
+    <w:p>
+      <w:pPr>
+        <w:pStyle w:val="ListBullet"/>
+      </w:pPr>
+      <w:r>
+        <w:rPr>
+          <w:rFonts w:ascii="Calibri" w:hAnsi="Calibri"/>
+          <w:b w:val="0"/>
+          <w:i w:val="0"/>
+          <w:color w:val="1A2238"/>
+          <w:sz w:val="21"/>
+        </w:rPr>
+        <w:t>Diseñar el Programa Nacional de IA para Problemas Públicos, seleccionando casos de uso en salud, educación, ambiente, seguridad, agricultura, justicia y trámites</w:t>
+      </w:r>
+      <w:r>
+        <w:rPr>
+          <w:rFonts w:ascii="Calibri" w:hAnsi="Calibri"/>
+          <w:b w:val="0"/>
+          <w:i/>
+          <w:color w:val="B8840E"/>
+          <w:sz w:val="17"/>
+        </w:rPr>
+        <w:t xml:space="preserve">  [programa]</w:t>
+      </w:r>
+    </w:p>
+    <w:p>
+      <w:pPr>
+        <w:pStyle w:val="ListBullet"/>
+      </w:pPr>
+      <w:r>
+        <w:rPr>
+          <w:rFonts w:ascii="Calibri" w:hAnsi="Calibri"/>
+          <w:b w:val="0"/>
+          <w:i w:val="0"/>
+          <w:color w:val="1A2238"/>
+          <w:sz w:val="21"/>
+        </w:rPr>
+        <w:t>Formular el marco inicial de gobernanza ética de IA y datos, estableciendo principios de transparencia, privacidad, seguridad, no discriminación, auditoría y rendición de cuentas</w:t>
+      </w:r>
+      <w:r>
+        <w:rPr>
+          <w:rFonts w:ascii="Calibri" w:hAnsi="Calibri"/>
+          <w:b w:val="0"/>
+          <w:i/>
+          <w:color w:val="B8840E"/>
+          <w:sz w:val="17"/>
+        </w:rPr>
+        <w:t xml:space="preserve">  [regulación]</w:t>
+      </w:r>
+    </w:p>
+    <w:p>
+      <w:r>
+        <w:rPr>
+          <w:rFonts w:ascii="Calibri" w:hAnsi="Calibri"/>
+          <w:b/>
+          <w:i w:val="0"/>
+          <w:color w:val="D91023"/>
+          <w:sz w:val="26"/>
+        </w:rPr>
         <w:t>Metas 2050</w:t>
       </w:r>
     </w:p>

--- a/entregables/peru-en-la-era-digital.docx
+++ b/entregables/peru-en-la-era-digital.docx
@@ -183,7 +183,7 @@
                 <w:color w:val="5D6B88"/>
                 <w:sz w:val="17"/>
               </w:rPr>
-              <w:t>Metas 2050</w:t>
+              <w:t>Objetivos</w:t>
             </w:r>
           </w:p>
         </w:tc>
@@ -230,7 +230,151 @@
           <w:color w:val="D91023"/>
           <w:sz w:val="26"/>
         </w:rPr>
-        <w:t>Visión 2050</w:t>
+        <w:t>Contenido</w:t>
+      </w:r>
+    </w:p>
+    <w:p>
+      <w:r>
+        <w:rPr>
+          <w:rFonts w:ascii="Calibri" w:hAnsi="Calibri"/>
+          <w:b/>
+          <w:i w:val="0"/>
+          <w:color w:val="D91023"/>
+          <w:sz w:val="20"/>
+        </w:rPr>
+        <w:t xml:space="preserve">I.  </w:t>
+      </w:r>
+      <w:r>
+        <w:rPr>
+          <w:rFonts w:ascii="Calibri" w:hAnsi="Calibri"/>
+          <w:b w:val="0"/>
+          <w:i w:val="0"/>
+          <w:color w:val="1A2238"/>
+          <w:sz w:val="20"/>
+        </w:rPr>
+        <w:t>Síntesis de la situación futura</w:t>
+      </w:r>
+    </w:p>
+    <w:p>
+      <w:r>
+        <w:rPr>
+          <w:rFonts w:ascii="Calibri" w:hAnsi="Calibri"/>
+          <w:b/>
+          <w:i w:val="0"/>
+          <w:color w:val="D91023"/>
+          <w:sz w:val="20"/>
+        </w:rPr>
+        <w:t xml:space="preserve">II.  </w:t>
+      </w:r>
+      <w:r>
+        <w:rPr>
+          <w:rFonts w:ascii="Calibri" w:hAnsi="Calibri"/>
+          <w:b w:val="0"/>
+          <w:i w:val="0"/>
+          <w:color w:val="1A2238"/>
+          <w:sz w:val="20"/>
+        </w:rPr>
+        <w:t>Síntesis de la situación actual</w:t>
+      </w:r>
+    </w:p>
+    <w:p>
+      <w:r>
+        <w:rPr>
+          <w:rFonts w:ascii="Calibri" w:hAnsi="Calibri"/>
+          <w:b/>
+          <w:i w:val="0"/>
+          <w:color w:val="D91023"/>
+          <w:sz w:val="20"/>
+        </w:rPr>
+        <w:t xml:space="preserve">III.  </w:t>
+      </w:r>
+      <w:r>
+        <w:rPr>
+          <w:rFonts w:ascii="Calibri" w:hAnsi="Calibri"/>
+          <w:b w:val="0"/>
+          <w:i w:val="0"/>
+          <w:color w:val="1A2238"/>
+          <w:sz w:val="20"/>
+        </w:rPr>
+        <w:t>Objetivos estratégicos</w:t>
+      </w:r>
+    </w:p>
+    <w:p>
+      <w:r>
+        <w:rPr>
+          <w:rFonts w:ascii="Calibri" w:hAnsi="Calibri"/>
+          <w:b/>
+          <w:i w:val="0"/>
+          <w:color w:val="D91023"/>
+          <w:sz w:val="20"/>
+        </w:rPr>
+        <w:t xml:space="preserve">IV.  </w:t>
+      </w:r>
+      <w:r>
+        <w:rPr>
+          <w:rFonts w:ascii="Calibri" w:hAnsi="Calibri"/>
+          <w:b w:val="0"/>
+          <w:i w:val="0"/>
+          <w:color w:val="1A2238"/>
+          <w:sz w:val="20"/>
+        </w:rPr>
+        <w:t>Acciones estratégicas</w:t>
+      </w:r>
+    </w:p>
+    <w:p>
+      <w:r>
+        <w:rPr>
+          <w:rFonts w:ascii="Calibri" w:hAnsi="Calibri"/>
+          <w:b/>
+          <w:i w:val="0"/>
+          <w:color w:val="D91023"/>
+          <w:sz w:val="20"/>
+        </w:rPr>
+        <w:t xml:space="preserve">V.  </w:t>
+      </w:r>
+      <w:r>
+        <w:rPr>
+          <w:rFonts w:ascii="Calibri" w:hAnsi="Calibri"/>
+          <w:b w:val="0"/>
+          <w:i w:val="0"/>
+          <w:color w:val="1A2238"/>
+          <w:sz w:val="20"/>
+        </w:rPr>
+        <w:t>Matriz resumen (indicadores)</w:t>
+      </w:r>
+    </w:p>
+    <w:p>
+      <w:r>
+        <w:rPr>
+          <w:rFonts w:ascii="Calibri" w:hAnsi="Calibri"/>
+          <w:b/>
+          <w:i w:val="0"/>
+          <w:color w:val="D91023"/>
+          <w:sz w:val="20"/>
+        </w:rPr>
+        <w:t xml:space="preserve">VI.  </w:t>
+      </w:r>
+      <w:r>
+        <w:rPr>
+          <w:rFonts w:ascii="Calibri" w:hAnsi="Calibri"/>
+          <w:b w:val="0"/>
+          <w:i w:val="0"/>
+          <w:color w:val="1A2238"/>
+          <w:sz w:val="20"/>
+        </w:rPr>
+        <w:t>Hitos de los primeros 100 días de Gobierno</w:t>
+      </w:r>
+    </w:p>
+    <w:p>
+      <w:r>
+        <w:rPr>
+          <w:rFonts w:ascii="Calibri" w:hAnsi="Calibri"/>
+          <w:b/>
+          <w:i w:val="0"/>
+          <w:color w:val="D91023"/>
+          <w:sz w:val="26"/>
+        </w:rPr>
+        <w:t>I · Síntesis de la situación futura</w:t>
       </w:r>
     </w:p>
     <w:p>
@@ -254,7 +398,7 @@
           <w:color w:val="D91023"/>
           <w:sz w:val="26"/>
         </w:rPr>
-        <w:t>Diagnóstico — brecha 2026</w:t>
+        <w:t>II · Síntesis de la situación actual</w:t>
       </w:r>
     </w:p>
     <w:p>
@@ -386,7 +530,421 @@
           <w:color w:val="D91023"/>
           <w:sz w:val="26"/>
         </w:rPr>
-        <w:t>Indicadores: hoy → meta 2050</w:t>
+        <w:t>III · Objetivos estratégicos</w:t>
+      </w:r>
+    </w:p>
+    <w:p>
+      <w:pPr>
+        <w:pStyle w:val="ListBullet"/>
+      </w:pPr>
+      <w:r>
+        <w:rPr>
+          <w:rFonts w:ascii="Calibri" w:hAnsi="Calibri"/>
+          <w:b w:val="0"/>
+          <w:i w:val="0"/>
+          <w:color w:val="1A2238"/>
+          <w:sz w:val="21"/>
+        </w:rPr>
+        <w:t>Al 2050, 90% de adultos con competencias digitales básicas o intermedias y alfabetización en IA incorporada en el sistema educativo (básica, técnica y superior).</w:t>
+      </w:r>
+    </w:p>
+    <w:p>
+      <w:pPr>
+        <w:pStyle w:val="ListBullet"/>
+      </w:pPr>
+      <w:r>
+        <w:rPr>
+          <w:rFonts w:ascii="Calibri" w:hAnsi="Calibri"/>
+          <w:b w:val="0"/>
+          <w:i w:val="0"/>
+          <w:color w:val="1A2238"/>
+          <w:sz w:val="21"/>
+        </w:rPr>
+        <w:t>Al 2050, conectividad significativa universal en instituciones públicas, hogares y territorios priorizados; 100% de capitales distritales con servicios digitales esenciales; instituciones educativas y centros de salud conectados al 100%.</w:t>
+      </w:r>
+    </w:p>
+    <w:p>
+      <w:pPr>
+        <w:pStyle w:val="ListBullet"/>
+      </w:pPr>
+      <w:r>
+        <w:rPr>
+          <w:rFonts w:ascii="Calibri" w:hAnsi="Calibri"/>
+          <w:b w:val="0"/>
+          <w:i w:val="0"/>
+          <w:color w:val="1A2238"/>
+          <w:sz w:val="21"/>
+        </w:rPr>
+        <w:t>Al 2050, 70% de mipymes formales con adopción digital productiva y uso de plataformas, datos o IA; ecosistemas regionales de innovación digital.</w:t>
+      </w:r>
+    </w:p>
+    <w:p>
+      <w:pPr>
+        <w:pStyle w:val="ListBullet"/>
+      </w:pPr>
+      <w:r>
+        <w:rPr>
+          <w:rFonts w:ascii="Calibri" w:hAnsi="Calibri"/>
+          <w:b w:val="0"/>
+          <w:i w:val="0"/>
+          <w:color w:val="1A2238"/>
+          <w:sz w:val="21"/>
+        </w:rPr>
+        <w:t>Al 2050, 90% de servicios públicos priorizados disponibles de extremo a extremo; identidad digital e interoperabilidad plenamente implementadas y reducción significativa de costos de transacción ciudadana.</w:t>
+      </w:r>
+    </w:p>
+    <w:p>
+      <w:pPr>
+        <w:pStyle w:val="ListBullet"/>
+      </w:pPr>
+      <w:r>
+        <w:rPr>
+          <w:rFonts w:ascii="Calibri" w:hAnsi="Calibri"/>
+          <w:b w:val="0"/>
+          <w:i w:val="0"/>
+          <w:color w:val="1A2238"/>
+          <w:sz w:val="21"/>
+        </w:rPr>
+        <w:t>Al 2050, sistema nacional de confianza digital maduro, con capacidades permanentes de ciberseguridad, prevención y respuesta, y regulación ética y transparente para IA y datos.</w:t>
+      </w:r>
+    </w:p>
+    <w:p>
+      <w:pPr>
+        <w:pStyle w:val="ListBullet"/>
+      </w:pPr>
+      <w:r>
+        <w:rPr>
+          <w:rFonts w:ascii="Calibri" w:hAnsi="Calibri"/>
+          <w:b w:val="0"/>
+          <w:i w:val="0"/>
+          <w:color w:val="1A2238"/>
+          <w:sz w:val="21"/>
+        </w:rPr>
+        <w:t>Al 2050, soluciones de IA y datos implementadas en salud, educación, ambiente, agricultura, justicia, logística y gestión de riesgos, con criterios de sostenibilidad digital en infraestructura y compras públicas.</w:t>
+      </w:r>
+    </w:p>
+    <w:p>
+      <w:pPr>
+        <w:pStyle w:val="ListBullet"/>
+      </w:pPr>
+      <w:r>
+        <w:rPr>
+          <w:rFonts w:ascii="Calibri" w:hAnsi="Calibri"/>
+          <w:b w:val="0"/>
+          <w:i w:val="0"/>
+          <w:color w:val="1A2238"/>
+          <w:sz w:val="21"/>
+        </w:rPr>
+        <w:t>Sistemas de monitoreo ambiental, climático y de riesgos funcionando en tiempo real.</w:t>
+      </w:r>
+    </w:p>
+    <w:p>
+      <w:r>
+        <w:rPr>
+          <w:rFonts w:ascii="Calibri" w:hAnsi="Calibri"/>
+          <w:b/>
+          <w:i w:val="0"/>
+          <w:color w:val="D91023"/>
+          <w:sz w:val="26"/>
+        </w:rPr>
+        <w:t>IV · Acciones estratégicas</w:t>
+      </w:r>
+    </w:p>
+    <w:p>
+      <w:pPr>
+        <w:pStyle w:val="ListBullet"/>
+      </w:pPr>
+      <w:r>
+        <w:rPr>
+          <w:rFonts w:ascii="Calibri" w:hAnsi="Calibri"/>
+          <w:b w:val="0"/>
+          <w:i w:val="0"/>
+          <w:color w:val="1A2238"/>
+          <w:sz w:val="21"/>
+        </w:rPr>
+        <w:t>Educación digital e IA: actualizar el currículo escolar, técnico y universitario con competencias digitales, pensamiento computacional, alfabetización en IA, ética digital y seguridad en línea (AE1.1).</w:t>
+      </w:r>
+    </w:p>
+    <w:p>
+      <w:pPr>
+        <w:pStyle w:val="ListBullet"/>
+      </w:pPr>
+      <w:r>
+        <w:rPr>
+          <w:rFonts w:ascii="Calibri" w:hAnsi="Calibri"/>
+          <w:b w:val="0"/>
+          <w:i w:val="0"/>
+          <w:color w:val="1A2238"/>
+          <w:sz w:val="21"/>
+        </w:rPr>
+        <w:t>Inclusión digital social focalizada para adultos mayores, mujeres, personas con discapacidad, población rural, pueblos indígenas y jóvenes fuera del sistema educativo (AE1.2).</w:t>
+      </w:r>
+    </w:p>
+    <w:p>
+      <w:pPr>
+        <w:pStyle w:val="ListBullet"/>
+      </w:pPr>
+      <w:r>
+        <w:rPr>
+          <w:rFonts w:ascii="Calibri" w:hAnsi="Calibri"/>
+          <w:b w:val="0"/>
+          <w:i w:val="0"/>
+          <w:color w:val="1A2238"/>
+          <w:sz w:val="21"/>
+        </w:rPr>
+        <w:t>Salud y bienestar digital: telesalud, historia clínica digital interoperable y analítica para atención primaria (AE1.3).</w:t>
+      </w:r>
+    </w:p>
+    <w:p>
+      <w:pPr>
+        <w:pStyle w:val="ListBullet"/>
+      </w:pPr>
+      <w:r>
+        <w:rPr>
+          <w:rFonts w:ascii="Calibri" w:hAnsi="Calibri"/>
+          <w:b w:val="0"/>
+          <w:i w:val="0"/>
+          <w:color w:val="1A2238"/>
+          <w:sz w:val="21"/>
+        </w:rPr>
+        <w:t>Plan nacional de conectividad significativa para hogares, escuelas, centros de salud, comisarías, municipalidades y espacios públicos comunitarios (AE2.1).</w:t>
+      </w:r>
+    </w:p>
+    <w:p>
+      <w:pPr>
+        <w:pStyle w:val="ListBullet"/>
+      </w:pPr>
+      <w:r>
+        <w:rPr>
+          <w:rFonts w:ascii="Calibri" w:hAnsi="Calibri"/>
+          <w:b w:val="0"/>
+          <w:i w:val="0"/>
+          <w:color w:val="1A2238"/>
+          <w:sz w:val="21"/>
+        </w:rPr>
+        <w:t>Infraestructura digital territorial: fibra, 5G/6G, nube pública, centros de datos resilientes y nodos regionales de interoperabilidad (AE2.2).</w:t>
+      </w:r>
+    </w:p>
+    <w:p>
+      <w:pPr>
+        <w:pStyle w:val="ListBullet"/>
+      </w:pPr>
+      <w:r>
+        <w:rPr>
+          <w:rFonts w:ascii="Calibri" w:hAnsi="Calibri"/>
+          <w:b w:val="0"/>
+          <w:i w:val="0"/>
+          <w:color w:val="1A2238"/>
+          <w:sz w:val="21"/>
+        </w:rPr>
+        <w:t>Territorio inteligente y datos geoespaciales: sensores, imágenes satelitales, gemelos digitales y analítica para gestionar riesgos, agua, ambiente, ciudades y transporte (AE2.3).</w:t>
+      </w:r>
+    </w:p>
+    <w:p>
+      <w:pPr>
+        <w:pStyle w:val="ListBullet"/>
+      </w:pPr>
+      <w:r>
+        <w:rPr>
+          <w:rFonts w:ascii="Calibri" w:hAnsi="Calibri"/>
+          <w:b w:val="0"/>
+          <w:i w:val="0"/>
+          <w:color w:val="1A2238"/>
+          <w:sz w:val="21"/>
+        </w:rPr>
+        <w:t>Digitalización productiva de mipymes con paquetes de adopción (facturación, pagos, comercio electrónico, CRM, logística, analítica e IA) (AE3.1).</w:t>
+      </w:r>
+    </w:p>
+    <w:p>
+      <w:pPr>
+        <w:pStyle w:val="ListBullet"/>
+      </w:pPr>
+      <w:r>
+        <w:rPr>
+          <w:rFonts w:ascii="Calibri" w:hAnsi="Calibri"/>
+          <w:b w:val="0"/>
+          <w:i w:val="0"/>
+          <w:color w:val="1A2238"/>
+          <w:sz w:val="21"/>
+        </w:rPr>
+        <w:t>Ecosistemas regionales de innovación digital: hubs regionales, laboratorios de IA, centros de transferencia tecnológica y alianzas empresa-universidad-Estado (AE3.2).</w:t>
+      </w:r>
+    </w:p>
+    <w:p>
+      <w:pPr>
+        <w:pStyle w:val="ListBullet"/>
+      </w:pPr>
+      <w:r>
+        <w:rPr>
+          <w:rFonts w:ascii="Calibri" w:hAnsi="Calibri"/>
+          <w:b w:val="0"/>
+          <w:i w:val="0"/>
+          <w:color w:val="1A2238"/>
+          <w:sz w:val="21"/>
+        </w:rPr>
+        <w:t>Empleo y reconversión laboral digital: programas de reskilling y upskilling para trabajadores expuestos a automatización e IA generativa (AE3.3).</w:t>
+      </w:r>
+    </w:p>
+    <w:p>
+      <w:pPr>
+        <w:pStyle w:val="ListBullet"/>
+      </w:pPr>
+      <w:r>
+        <w:rPr>
+          <w:rFonts w:ascii="Calibri" w:hAnsi="Calibri"/>
+          <w:b w:val="0"/>
+          <w:i w:val="0"/>
+          <w:color w:val="1A2238"/>
+          <w:sz w:val="21"/>
+        </w:rPr>
+        <w:t>Servicios públicos digitales de extremo a extremo en identidad, salud, educación, justicia, seguridad, programas sociales, licencias y permisos (AE4.1).</w:t>
+      </w:r>
+    </w:p>
+    <w:p>
+      <w:pPr>
+        <w:pStyle w:val="ListBullet"/>
+      </w:pPr>
+      <w:r>
+        <w:rPr>
+          <w:rFonts w:ascii="Calibri" w:hAnsi="Calibri"/>
+          <w:b w:val="0"/>
+          <w:i w:val="0"/>
+          <w:color w:val="1A2238"/>
+          <w:sz w:val="21"/>
+        </w:rPr>
+        <w:t>Gobierno y arquitectura de datos públicos: catálogo nacional de datos, estándares de calidad e interoperabilidad, datos maestros, analítica pública y tableros de seguimiento del PEDN (AE4.2).</w:t>
+      </w:r>
+    </w:p>
+    <w:p>
+      <w:pPr>
+        <w:pStyle w:val="ListBullet"/>
+      </w:pPr>
+      <w:r>
+        <w:rPr>
+          <w:rFonts w:ascii="Calibri" w:hAnsi="Calibri"/>
+          <w:b w:val="0"/>
+          <w:i w:val="0"/>
+          <w:color w:val="1A2238"/>
+          <w:sz w:val="21"/>
+        </w:rPr>
+        <w:t>Identidad digital e interoperabilidad universal: identidad segura, firma digital, expediente digital e interoperabilidad entre niveles de gobierno (AE4.3).</w:t>
+      </w:r>
+    </w:p>
+    <w:p>
+      <w:pPr>
+        <w:pStyle w:val="ListBullet"/>
+      </w:pPr>
+      <w:r>
+        <w:rPr>
+          <w:rFonts w:ascii="Calibri" w:hAnsi="Calibri"/>
+          <w:b w:val="0"/>
+          <w:i w:val="0"/>
+          <w:color w:val="1A2238"/>
+          <w:sz w:val="21"/>
+        </w:rPr>
+        <w:t>Marco nacional de confianza digital al 2050: actualizar normas de ciberseguridad, protección de datos, identidad digital, derechos digitales, seguridad infantil y ética de IA (AE5.1).</w:t>
+      </w:r>
+    </w:p>
+    <w:p>
+      <w:pPr>
+        <w:pStyle w:val="ListBullet"/>
+      </w:pPr>
+      <w:r>
+        <w:rPr>
+          <w:rFonts w:ascii="Calibri" w:hAnsi="Calibri"/>
+          <w:b w:val="0"/>
+          <w:i w:val="0"/>
+          <w:color w:val="1A2238"/>
+          <w:sz w:val="21"/>
+        </w:rPr>
+        <w:t>Centro nacional de resiliencia y respuesta digital ante incidentes cibernéticos en Estado, infraestructura crítica y servicios esenciales (AE5.2).</w:t>
+      </w:r>
+    </w:p>
+    <w:p>
+      <w:pPr>
+        <w:pStyle w:val="ListBullet"/>
+      </w:pPr>
+      <w:r>
+        <w:rPr>
+          <w:rFonts w:ascii="Calibri" w:hAnsi="Calibri"/>
+          <w:b w:val="0"/>
+          <w:i w:val="0"/>
+          <w:color w:val="1A2238"/>
+          <w:sz w:val="21"/>
+        </w:rPr>
+        <w:t>Gobernanza ética de IA y algoritmos públicos: estándares de transparencia, explicabilidad, auditoría, gestión de sesgos y evaluación de impacto (AE5.3).</w:t>
+      </w:r>
+    </w:p>
+    <w:p>
+      <w:pPr>
+        <w:pStyle w:val="ListBullet"/>
+      </w:pPr>
+      <w:r>
+        <w:rPr>
+          <w:rFonts w:ascii="Calibri" w:hAnsi="Calibri"/>
+          <w:b w:val="0"/>
+          <w:i w:val="0"/>
+          <w:color w:val="1A2238"/>
+          <w:sz w:val="21"/>
+        </w:rPr>
+        <w:t>Misiones nacionales de IA para problemas públicos en salud, educación, agricultura, clima, justicia, seguridad ciudadana, logística e informalidad (AE6.1).</w:t>
+      </w:r>
+    </w:p>
+    <w:p>
+      <w:pPr>
+        <w:pStyle w:val="ListBullet"/>
+      </w:pPr>
+      <w:r>
+        <w:rPr>
+          <w:rFonts w:ascii="Calibri" w:hAnsi="Calibri"/>
+          <w:b w:val="0"/>
+          <w:i w:val="0"/>
+          <w:color w:val="1A2238"/>
+          <w:sz w:val="21"/>
+        </w:rPr>
+        <w:t>Sandbox regulatorio para tecnologías emergentes (IA, fintech, govtech, healthtech, edtech, blockchain, IoT, automatización) (AE6.2).</w:t>
+      </w:r>
+    </w:p>
+    <w:p>
+      <w:pPr>
+        <w:pStyle w:val="ListBullet"/>
+      </w:pPr>
+      <w:r>
+        <w:rPr>
+          <w:rFonts w:ascii="Calibri" w:hAnsi="Calibri"/>
+          <w:b w:val="0"/>
+          <w:i w:val="0"/>
+          <w:color w:val="1A2238"/>
+          <w:sz w:val="21"/>
+        </w:rPr>
+        <w:t>Sostenibilidad digital y compras públicas verdes: eficiencia energética, economía circular, huella de carbono digital y gestión de residuos electrónicos (AE6.3).</w:t>
+      </w:r>
+    </w:p>
+    <w:p>
+      <w:pPr>
+        <w:pStyle w:val="ListBullet"/>
+      </w:pPr>
+      <w:r>
+        <w:rPr>
+          <w:rFonts w:ascii="Calibri" w:hAnsi="Calibri"/>
+          <w:b w:val="0"/>
+          <w:i w:val="0"/>
+          <w:color w:val="1A2238"/>
+          <w:sz w:val="21"/>
+        </w:rPr>
+        <w:t>Hitos de 100 días: levantar el mapa nacional de brechas digitales críticas, seleccionar 10 servicios públicos digitales críticos, lanzar pilotos de alfabetización en IA y diseñar el Programa Nacional de IA para Problemas Públicos.</w:t>
+      </w:r>
+    </w:p>
+    <w:p>
+      <w:r>
+        <w:rPr>
+          <w:rFonts w:ascii="Calibri" w:hAnsi="Calibri"/>
+          <w:b/>
+          <w:i w:val="0"/>
+          <w:color w:val="D91023"/>
+          <w:sz w:val="26"/>
+        </w:rPr>
+        <w:t>V · Matriz resumen — indicadores: hoy → meta 2050</w:t>
       </w:r>
     </w:p>
     <w:tbl>
@@ -1668,151 +2226,7 @@
           <w:color w:val="D91023"/>
           <w:sz w:val="26"/>
         </w:rPr>
-        <w:t>Pilares de la estrategia</w:t>
-      </w:r>
-    </w:p>
-    <w:p>
-      <w:r>
-        <w:rPr>
-          <w:rFonts w:ascii="Calibri" w:hAnsi="Calibri"/>
-          <w:b/>
-          <w:i w:val="0"/>
-          <w:color w:val="1A2238"/>
-          <w:sz w:val="21"/>
-        </w:rPr>
-        <w:t xml:space="preserve">Ciudadanía, capacidades y bienestar digital: </w:t>
-      </w:r>
-      <w:r>
-        <w:rPr>
-          <w:rFonts w:ascii="Calibri" w:hAnsi="Calibri"/>
-          <w:b w:val="0"/>
-          <w:i w:val="0"/>
-          <w:color w:val="1A2238"/>
-          <w:sz w:val="21"/>
-        </w:rPr>
-        <w:t>Población con competencias digitales, alfabetización en IA, uso crítico de información y acceso inclusivo a educación, salud y servicios digitales (vinculado a ON1).</w:t>
-      </w:r>
-    </w:p>
-    <w:p>
-      <w:r>
-        <w:rPr>
-          <w:rFonts w:ascii="Calibri" w:hAnsi="Calibri"/>
-          <w:b/>
-          <w:i w:val="0"/>
-          <w:color w:val="1A2238"/>
-          <w:sz w:val="21"/>
-        </w:rPr>
-        <w:t xml:space="preserve">Infraestructura, conectividad significativa y territorio inteligente: </w:t>
-      </w:r>
-      <w:r>
-        <w:rPr>
-          <w:rFonts w:ascii="Calibri" w:hAnsi="Calibri"/>
-          <w:b w:val="0"/>
-          <w:i w:val="0"/>
-          <w:color w:val="1A2238"/>
-          <w:sz w:val="21"/>
-        </w:rPr>
-        <w:t>Conectividad de calidad en todo el territorio, con redes resilientes, nube, centros de datos, interoperabilidad y monitoreo territorial basado en datos (vinculado a ON2).</w:t>
-      </w:r>
-    </w:p>
-    <w:p>
-      <w:r>
-        <w:rPr>
-          <w:rFonts w:ascii="Calibri" w:hAnsi="Calibri"/>
-          <w:b/>
-          <w:i w:val="0"/>
-          <w:color w:val="1A2238"/>
-          <w:sz w:val="21"/>
-        </w:rPr>
-        <w:t xml:space="preserve">Economía digital, productividad e innovación: </w:t>
-      </w:r>
-      <w:r>
-        <w:rPr>
-          <w:rFonts w:ascii="Calibri" w:hAnsi="Calibri"/>
-          <w:b w:val="0"/>
-          <w:i w:val="0"/>
-          <w:color w:val="1A2238"/>
-          <w:sz w:val="21"/>
-        </w:rPr>
-        <w:t>Empresas, mipymes, startups y sectores productivos que usan plataformas, IA, automatización, datos y comercio digital para elevar productividad y competitividad (vinculado a ON3).</w:t>
-      </w:r>
-    </w:p>
-    <w:p>
-      <w:r>
-        <w:rPr>
-          <w:rFonts w:ascii="Calibri" w:hAnsi="Calibri"/>
-          <w:b/>
-          <w:i w:val="0"/>
-          <w:color w:val="1A2238"/>
-          <w:sz w:val="21"/>
-        </w:rPr>
-        <w:t xml:space="preserve">Estado digital, servicios públicos e interoperabilidad: </w:t>
-      </w:r>
-      <w:r>
-        <w:rPr>
-          <w:rFonts w:ascii="Calibri" w:hAnsi="Calibri"/>
-          <w:b w:val="0"/>
-          <w:i w:val="0"/>
-          <w:color w:val="1A2238"/>
-          <w:sz w:val="21"/>
-        </w:rPr>
-        <w:t>Estado interoperable, predictivo, empático y orientado al ciudadano, con servicios digitales de extremo a extremo y decisiones basadas en datos (vinculado a ON4).</w:t>
-      </w:r>
-    </w:p>
-    <w:p>
-      <w:r>
-        <w:rPr>
-          <w:rFonts w:ascii="Calibri" w:hAnsi="Calibri"/>
-          <w:b/>
-          <w:i w:val="0"/>
-          <w:color w:val="1A2238"/>
-          <w:sz w:val="21"/>
-        </w:rPr>
-        <w:t xml:space="preserve">Gobernanza, confianza, ciberseguridad y derechos digitales: </w:t>
-      </w:r>
-      <w:r>
-        <w:rPr>
-          <w:rFonts w:ascii="Calibri" w:hAnsi="Calibri"/>
-          <w:b w:val="0"/>
-          <w:i w:val="0"/>
-          <w:color w:val="1A2238"/>
-          <w:sz w:val="21"/>
-        </w:rPr>
-        <w:t>Marco institucional que protege datos, derechos digitales, seguridad, ética de IA y confianza pública en el entorno digital (vinculado a ON4 y transversal).</w:t>
-      </w:r>
-    </w:p>
-    <w:p>
-      <w:r>
-        <w:rPr>
-          <w:rFonts w:ascii="Calibri" w:hAnsi="Calibri"/>
-          <w:b/>
-          <w:i w:val="0"/>
-          <w:color w:val="1A2238"/>
-          <w:sz w:val="21"/>
-        </w:rPr>
-        <w:t xml:space="preserve">Tecnologías emergentes, inteligencia artificial y sostenibilidad: </w:t>
-      </w:r>
-      <w:r>
-        <w:rPr>
-          <w:rFonts w:ascii="Calibri" w:hAnsi="Calibri"/>
-          <w:b w:val="0"/>
-          <w:i w:val="0"/>
-          <w:color w:val="1A2238"/>
-          <w:sz w:val="21"/>
-        </w:rPr>
-        <w:t>Uso de IA, IoT, blockchain, analítica, automatización, gemelos digitales y tecnologías verdes para resolver problemas nacionales (vinculado a ON2 y ON3).</w:t>
-      </w:r>
-    </w:p>
-    <w:p>
-      <w:r>
-        <w:rPr>
-          <w:rFonts w:ascii="Calibri" w:hAnsi="Calibri"/>
-          <w:b/>
-          <w:i w:val="0"/>
-          <w:color w:val="D91023"/>
-          <w:sz w:val="26"/>
-        </w:rPr>
-        <w:t>Hoja de ruta · 100 primeros días</w:t>
+        <w:t>VI · Hitos de los primeros 100 días de Gobierno</w:t>
       </w:r>
     </w:p>
     <w:p>
@@ -1999,13 +2413,20 @@
           <w:color w:val="D91023"/>
           <w:sz w:val="26"/>
         </w:rPr>
-        <w:t>Metas 2050</w:t>
+        <w:t>Pilares de la estrategia</w:t>
       </w:r>
     </w:p>
     <w:p>
-      <w:pPr>
-        <w:pStyle w:val="ListBullet"/>
-      </w:pPr>
+      <w:r>
+        <w:rPr>
+          <w:rFonts w:ascii="Calibri" w:hAnsi="Calibri"/>
+          <w:b/>
+          <w:i w:val="0"/>
+          <w:color w:val="1A2238"/>
+          <w:sz w:val="21"/>
+        </w:rPr>
+        <w:t xml:space="preserve">Ciudadanía, capacidades y bienestar digital: </w:t>
+      </w:r>
       <w:r>
         <w:rPr>
           <w:rFonts w:ascii="Calibri" w:hAnsi="Calibri"/>
@@ -2014,13 +2435,20 @@
           <w:color w:val="1A2238"/>
           <w:sz w:val="21"/>
         </w:rPr>
-        <w:t>Al 2050, 90% de adultos con competencias digitales básicas o intermedias y alfabetización en IA incorporada en el sistema educativo (básica, técnica y superior).</w:t>
+        <w:t>Población con competencias digitales, alfabetización en IA, uso crítico de información y acceso inclusivo a educación, salud y servicios digitales (vinculado a ON1).</w:t>
       </w:r>
     </w:p>
     <w:p>
-      <w:pPr>
-        <w:pStyle w:val="ListBullet"/>
-      </w:pPr>
+      <w:r>
+        <w:rPr>
+          <w:rFonts w:ascii="Calibri" w:hAnsi="Calibri"/>
+          <w:b/>
+          <w:i w:val="0"/>
+          <w:color w:val="1A2238"/>
+          <w:sz w:val="21"/>
+        </w:rPr>
+        <w:t xml:space="preserve">Infraestructura, conectividad significativa y territorio inteligente: </w:t>
+      </w:r>
       <w:r>
         <w:rPr>
           <w:rFonts w:ascii="Calibri" w:hAnsi="Calibri"/>
@@ -2029,13 +2457,20 @@
           <w:color w:val="1A2238"/>
           <w:sz w:val="21"/>
         </w:rPr>
-        <w:t>Al 2050, conectividad significativa universal en instituciones públicas, hogares y territorios priorizados; 100% de capitales distritales con servicios digitales esenciales; instituciones educativas y centros de salud conectados al 100%.</w:t>
+        <w:t>Conectividad de calidad en todo el territorio, con redes resilientes, nube, centros de datos, interoperabilidad y monitoreo territorial basado en datos (vinculado a ON2).</w:t>
       </w:r>
     </w:p>
     <w:p>
-      <w:pPr>
-        <w:pStyle w:val="ListBullet"/>
-      </w:pPr>
+      <w:r>
+        <w:rPr>
+          <w:rFonts w:ascii="Calibri" w:hAnsi="Calibri"/>
+          <w:b/>
+          <w:i w:val="0"/>
+          <w:color w:val="1A2238"/>
+          <w:sz w:val="21"/>
+        </w:rPr>
+        <w:t xml:space="preserve">Economía digital, productividad e innovación: </w:t>
+      </w:r>
       <w:r>
         <w:rPr>
           <w:rFonts w:ascii="Calibri" w:hAnsi="Calibri"/>
@@ -2044,13 +2479,20 @@
           <w:color w:val="1A2238"/>
           <w:sz w:val="21"/>
         </w:rPr>
-        <w:t>Al 2050, 70% de mipymes formales con adopción digital productiva y uso de plataformas, datos o IA; ecosistemas regionales de innovación digital.</w:t>
+        <w:t>Empresas, mipymes, startups y sectores productivos que usan plataformas, IA, automatización, datos y comercio digital para elevar productividad y competitividad (vinculado a ON3).</w:t>
       </w:r>
     </w:p>
     <w:p>
-      <w:pPr>
-        <w:pStyle w:val="ListBullet"/>
-      </w:pPr>
+      <w:r>
+        <w:rPr>
+          <w:rFonts w:ascii="Calibri" w:hAnsi="Calibri"/>
+          <w:b/>
+          <w:i w:val="0"/>
+          <w:color w:val="1A2238"/>
+          <w:sz w:val="21"/>
+        </w:rPr>
+        <w:t xml:space="preserve">Estado digital, servicios públicos e interoperabilidad: </w:t>
+      </w:r>
       <w:r>
         <w:rPr>
           <w:rFonts w:ascii="Calibri" w:hAnsi="Calibri"/>
@@ -2059,13 +2501,20 @@
           <w:color w:val="1A2238"/>
           <w:sz w:val="21"/>
         </w:rPr>
-        <w:t>Al 2050, 90% de servicios públicos priorizados disponibles de extremo a extremo; identidad digital e interoperabilidad plenamente implementadas y reducción significativa de costos de transacción ciudadana.</w:t>
+        <w:t>Estado interoperable, predictivo, empático y orientado al ciudadano, con servicios digitales de extremo a extremo y decisiones basadas en datos (vinculado a ON4).</w:t>
       </w:r>
     </w:p>
     <w:p>
-      <w:pPr>
-        <w:pStyle w:val="ListBullet"/>
-      </w:pPr>
+      <w:r>
+        <w:rPr>
+          <w:rFonts w:ascii="Calibri" w:hAnsi="Calibri"/>
+          <w:b/>
+          <w:i w:val="0"/>
+          <w:color w:val="1A2238"/>
+          <w:sz w:val="21"/>
+        </w:rPr>
+        <w:t xml:space="preserve">Gobernanza, confianza, ciberseguridad y derechos digitales: </w:t>
+      </w:r>
       <w:r>
         <w:rPr>
           <w:rFonts w:ascii="Calibri" w:hAnsi="Calibri"/>
@@ -2074,13 +2523,20 @@
           <w:color w:val="1A2238"/>
           <w:sz w:val="21"/>
         </w:rPr>
-        <w:t>Al 2050, sistema nacional de confianza digital maduro, con capacidades permanentes de ciberseguridad, prevención y respuesta, y regulación ética y transparente para IA y datos.</w:t>
+        <w:t>Marco institucional que protege datos, derechos digitales, seguridad, ética de IA y confianza pública en el entorno digital (vinculado a ON4 y transversal).</w:t>
       </w:r>
     </w:p>
     <w:p>
-      <w:pPr>
-        <w:pStyle w:val="ListBullet"/>
-      </w:pPr>
+      <w:r>
+        <w:rPr>
+          <w:rFonts w:ascii="Calibri" w:hAnsi="Calibri"/>
+          <w:b/>
+          <w:i w:val="0"/>
+          <w:color w:val="1A2238"/>
+          <w:sz w:val="21"/>
+        </w:rPr>
+        <w:t xml:space="preserve">Tecnologías emergentes, inteligencia artificial y sostenibilidad: </w:t>
+      </w:r>
       <w:r>
         <w:rPr>
           <w:rFonts w:ascii="Calibri" w:hAnsi="Calibri"/>
@@ -2089,319 +2545,7 @@
           <w:color w:val="1A2238"/>
           <w:sz w:val="21"/>
         </w:rPr>
-        <w:t>Al 2050, soluciones de IA y datos implementadas en salud, educación, ambiente, agricultura, justicia, logística y gestión de riesgos, con criterios de sostenibilidad digital en infraestructura y compras públicas.</w:t>
-      </w:r>
-    </w:p>
-    <w:p>
-      <w:pPr>
-        <w:pStyle w:val="ListBullet"/>
-      </w:pPr>
-      <w:r>
-        <w:rPr>
-          <w:rFonts w:ascii="Calibri" w:hAnsi="Calibri"/>
-          <w:b w:val="0"/>
-          <w:i w:val="0"/>
-          <w:color w:val="1A2238"/>
-          <w:sz w:val="21"/>
-        </w:rPr>
-        <w:t>Sistemas de monitoreo ambiental, climático y de riesgos funcionando en tiempo real.</w:t>
-      </w:r>
-    </w:p>
-    <w:p>
-      <w:r>
-        <w:rPr>
-          <w:rFonts w:ascii="Calibri" w:hAnsi="Calibri"/>
-          <w:b/>
-          <w:i w:val="0"/>
-          <w:color w:val="D91023"/>
-          <w:sz w:val="26"/>
-        </w:rPr>
-        <w:t>Acciones e iniciativas</w:t>
-      </w:r>
-    </w:p>
-    <w:p>
-      <w:pPr>
-        <w:pStyle w:val="ListBullet"/>
-      </w:pPr>
-      <w:r>
-        <w:rPr>
-          <w:rFonts w:ascii="Calibri" w:hAnsi="Calibri"/>
-          <w:b w:val="0"/>
-          <w:i w:val="0"/>
-          <w:color w:val="1A2238"/>
-          <w:sz w:val="21"/>
-        </w:rPr>
-        <w:t>Educación digital e IA: actualizar el currículo escolar, técnico y universitario con competencias digitales, pensamiento computacional, alfabetización en IA, ética digital y seguridad en línea (AE1.1).</w:t>
-      </w:r>
-    </w:p>
-    <w:p>
-      <w:pPr>
-        <w:pStyle w:val="ListBullet"/>
-      </w:pPr>
-      <w:r>
-        <w:rPr>
-          <w:rFonts w:ascii="Calibri" w:hAnsi="Calibri"/>
-          <w:b w:val="0"/>
-          <w:i w:val="0"/>
-          <w:color w:val="1A2238"/>
-          <w:sz w:val="21"/>
-        </w:rPr>
-        <w:t>Inclusión digital social focalizada para adultos mayores, mujeres, personas con discapacidad, población rural, pueblos indígenas y jóvenes fuera del sistema educativo (AE1.2).</w:t>
-      </w:r>
-    </w:p>
-    <w:p>
-      <w:pPr>
-        <w:pStyle w:val="ListBullet"/>
-      </w:pPr>
-      <w:r>
-        <w:rPr>
-          <w:rFonts w:ascii="Calibri" w:hAnsi="Calibri"/>
-          <w:b w:val="0"/>
-          <w:i w:val="0"/>
-          <w:color w:val="1A2238"/>
-          <w:sz w:val="21"/>
-        </w:rPr>
-        <w:t>Salud y bienestar digital: telesalud, historia clínica digital interoperable y analítica para atención primaria (AE1.3).</w:t>
-      </w:r>
-    </w:p>
-    <w:p>
-      <w:pPr>
-        <w:pStyle w:val="ListBullet"/>
-      </w:pPr>
-      <w:r>
-        <w:rPr>
-          <w:rFonts w:ascii="Calibri" w:hAnsi="Calibri"/>
-          <w:b w:val="0"/>
-          <w:i w:val="0"/>
-          <w:color w:val="1A2238"/>
-          <w:sz w:val="21"/>
-        </w:rPr>
-        <w:t>Plan nacional de conectividad significativa para hogares, escuelas, centros de salud, comisarías, municipalidades y espacios públicos comunitarios (AE2.1).</w:t>
-      </w:r>
-    </w:p>
-    <w:p>
-      <w:pPr>
-        <w:pStyle w:val="ListBullet"/>
-      </w:pPr>
-      <w:r>
-        <w:rPr>
-          <w:rFonts w:ascii="Calibri" w:hAnsi="Calibri"/>
-          <w:b w:val="0"/>
-          <w:i w:val="0"/>
-          <w:color w:val="1A2238"/>
-          <w:sz w:val="21"/>
-        </w:rPr>
-        <w:t>Infraestructura digital territorial: fibra, 5G/6G, nube pública, centros de datos resilientes y nodos regionales de interoperabilidad (AE2.2).</w:t>
-      </w:r>
-    </w:p>
-    <w:p>
-      <w:pPr>
-        <w:pStyle w:val="ListBullet"/>
-      </w:pPr>
-      <w:r>
-        <w:rPr>
-          <w:rFonts w:ascii="Calibri" w:hAnsi="Calibri"/>
-          <w:b w:val="0"/>
-          <w:i w:val="0"/>
-          <w:color w:val="1A2238"/>
-          <w:sz w:val="21"/>
-        </w:rPr>
-        <w:t>Territorio inteligente y datos geoespaciales: sensores, imágenes satelitales, gemelos digitales y analítica para gestionar riesgos, agua, ambiente, ciudades y transporte (AE2.3).</w:t>
-      </w:r>
-    </w:p>
-    <w:p>
-      <w:pPr>
-        <w:pStyle w:val="ListBullet"/>
-      </w:pPr>
-      <w:r>
-        <w:rPr>
-          <w:rFonts w:ascii="Calibri" w:hAnsi="Calibri"/>
-          <w:b w:val="0"/>
-          <w:i w:val="0"/>
-          <w:color w:val="1A2238"/>
-          <w:sz w:val="21"/>
-        </w:rPr>
-        <w:t>Digitalización productiva de mipymes con paquetes de adopción (facturación, pagos, comercio electrónico, CRM, logística, analítica e IA) (AE3.1).</w:t>
-      </w:r>
-    </w:p>
-    <w:p>
-      <w:pPr>
-        <w:pStyle w:val="ListBullet"/>
-      </w:pPr>
-      <w:r>
-        <w:rPr>
-          <w:rFonts w:ascii="Calibri" w:hAnsi="Calibri"/>
-          <w:b w:val="0"/>
-          <w:i w:val="0"/>
-          <w:color w:val="1A2238"/>
-          <w:sz w:val="21"/>
-        </w:rPr>
-        <w:t>Ecosistemas regionales de innovación digital: hubs regionales, laboratorios de IA, centros de transferencia tecnológica y alianzas empresa-universidad-Estado (AE3.2).</w:t>
-      </w:r>
-    </w:p>
-    <w:p>
-      <w:pPr>
-        <w:pStyle w:val="ListBullet"/>
-      </w:pPr>
-      <w:r>
-        <w:rPr>
-          <w:rFonts w:ascii="Calibri" w:hAnsi="Calibri"/>
-          <w:b w:val="0"/>
-          <w:i w:val="0"/>
-          <w:color w:val="1A2238"/>
-          <w:sz w:val="21"/>
-        </w:rPr>
-        <w:t>Empleo y reconversión laboral digital: programas de reskilling y upskilling para trabajadores expuestos a automatización e IA generativa (AE3.3).</w:t>
-      </w:r>
-    </w:p>
-    <w:p>
-      <w:pPr>
-        <w:pStyle w:val="ListBullet"/>
-      </w:pPr>
-      <w:r>
-        <w:rPr>
-          <w:rFonts w:ascii="Calibri" w:hAnsi="Calibri"/>
-          <w:b w:val="0"/>
-          <w:i w:val="0"/>
-          <w:color w:val="1A2238"/>
-          <w:sz w:val="21"/>
-        </w:rPr>
-        <w:t>Servicios públicos digitales de extremo a extremo en identidad, salud, educación, justicia, seguridad, programas sociales, licencias y permisos (AE4.1).</w:t>
-      </w:r>
-    </w:p>
-    <w:p>
-      <w:pPr>
-        <w:pStyle w:val="ListBullet"/>
-      </w:pPr>
-      <w:r>
-        <w:rPr>
-          <w:rFonts w:ascii="Calibri" w:hAnsi="Calibri"/>
-          <w:b w:val="0"/>
-          <w:i w:val="0"/>
-          <w:color w:val="1A2238"/>
-          <w:sz w:val="21"/>
-        </w:rPr>
-        <w:t>Gobierno y arquitectura de datos públicos: catálogo nacional de datos, estándares de calidad e interoperabilidad, datos maestros, analítica pública y tableros de seguimiento del PEDN (AE4.2).</w:t>
-      </w:r>
-    </w:p>
-    <w:p>
-      <w:pPr>
-        <w:pStyle w:val="ListBullet"/>
-      </w:pPr>
-      <w:r>
-        <w:rPr>
-          <w:rFonts w:ascii="Calibri" w:hAnsi="Calibri"/>
-          <w:b w:val="0"/>
-          <w:i w:val="0"/>
-          <w:color w:val="1A2238"/>
-          <w:sz w:val="21"/>
-        </w:rPr>
-        <w:t>Identidad digital e interoperabilidad universal: identidad segura, firma digital, expediente digital e interoperabilidad entre niveles de gobierno (AE4.3).</w:t>
-      </w:r>
-    </w:p>
-    <w:p>
-      <w:pPr>
-        <w:pStyle w:val="ListBullet"/>
-      </w:pPr>
-      <w:r>
-        <w:rPr>
-          <w:rFonts w:ascii="Calibri" w:hAnsi="Calibri"/>
-          <w:b w:val="0"/>
-          <w:i w:val="0"/>
-          <w:color w:val="1A2238"/>
-          <w:sz w:val="21"/>
-        </w:rPr>
-        <w:t>Marco nacional de confianza digital al 2050: actualizar normas de ciberseguridad, protección de datos, identidad digital, derechos digitales, seguridad infantil y ética de IA (AE5.1).</w:t>
-      </w:r>
-    </w:p>
-    <w:p>
-      <w:pPr>
-        <w:pStyle w:val="ListBullet"/>
-      </w:pPr>
-      <w:r>
-        <w:rPr>
-          <w:rFonts w:ascii="Calibri" w:hAnsi="Calibri"/>
-          <w:b w:val="0"/>
-          <w:i w:val="0"/>
-          <w:color w:val="1A2238"/>
-          <w:sz w:val="21"/>
-        </w:rPr>
-        <w:t>Centro nacional de resiliencia y respuesta digital ante incidentes cibernéticos en Estado, infraestructura crítica y servicios esenciales (AE5.2).</w:t>
-      </w:r>
-    </w:p>
-    <w:p>
-      <w:pPr>
-        <w:pStyle w:val="ListBullet"/>
-      </w:pPr>
-      <w:r>
-        <w:rPr>
-          <w:rFonts w:ascii="Calibri" w:hAnsi="Calibri"/>
-          <w:b w:val="0"/>
-          <w:i w:val="0"/>
-          <w:color w:val="1A2238"/>
-          <w:sz w:val="21"/>
-        </w:rPr>
-        <w:t>Gobernanza ética de IA y algoritmos públicos: estándares de transparencia, explicabilidad, auditoría, gestión de sesgos y evaluación de impacto (AE5.3).</w:t>
-      </w:r>
-    </w:p>
-    <w:p>
-      <w:pPr>
-        <w:pStyle w:val="ListBullet"/>
-      </w:pPr>
-      <w:r>
-        <w:rPr>
-          <w:rFonts w:ascii="Calibri" w:hAnsi="Calibri"/>
-          <w:b w:val="0"/>
-          <w:i w:val="0"/>
-          <w:color w:val="1A2238"/>
-          <w:sz w:val="21"/>
-        </w:rPr>
-        <w:t>Misiones nacionales de IA para problemas públicos en salud, educación, agricultura, clima, justicia, seguridad ciudadana, logística e informalidad (AE6.1).</w:t>
-      </w:r>
-    </w:p>
-    <w:p>
-      <w:pPr>
-        <w:pStyle w:val="ListBullet"/>
-      </w:pPr>
-      <w:r>
-        <w:rPr>
-          <w:rFonts w:ascii="Calibri" w:hAnsi="Calibri"/>
-          <w:b w:val="0"/>
-          <w:i w:val="0"/>
-          <w:color w:val="1A2238"/>
-          <w:sz w:val="21"/>
-        </w:rPr>
-        <w:t>Sandbox regulatorio para tecnologías emergentes (IA, fintech, govtech, healthtech, edtech, blockchain, IoT, automatización) (AE6.2).</w:t>
-      </w:r>
-    </w:p>
-    <w:p>
-      <w:pPr>
-        <w:pStyle w:val="ListBullet"/>
-      </w:pPr>
-      <w:r>
-        <w:rPr>
-          <w:rFonts w:ascii="Calibri" w:hAnsi="Calibri"/>
-          <w:b w:val="0"/>
-          <w:i w:val="0"/>
-          <w:color w:val="1A2238"/>
-          <w:sz w:val="21"/>
-        </w:rPr>
-        <w:t>Sostenibilidad digital y compras públicas verdes: eficiencia energética, economía circular, huella de carbono digital y gestión de residuos electrónicos (AE6.3).</w:t>
-      </w:r>
-    </w:p>
-    <w:p>
-      <w:pPr>
-        <w:pStyle w:val="ListBullet"/>
-      </w:pPr>
-      <w:r>
-        <w:rPr>
-          <w:rFonts w:ascii="Calibri" w:hAnsi="Calibri"/>
-          <w:b w:val="0"/>
-          <w:i w:val="0"/>
-          <w:color w:val="1A2238"/>
-          <w:sz w:val="21"/>
-        </w:rPr>
-        <w:t>Hitos de 100 días: levantar el mapa nacional de brechas digitales críticas, seleccionar 10 servicios públicos digitales críticos, lanzar pilotos de alfabetización en IA y diseñar el Programa Nacional de IA para Problemas Públicos.</w:t>
+        <w:t>Uso de IA, IoT, blockchain, analítica, automatización, gemelos digitales y tecnologías verdes para resolver problemas nacionales (vinculado a ON2 y ON3).</w:t>
       </w:r>
     </w:p>
     <w:p>
